--- a/Manual/Short_ICP-Base_Manual.docx
+++ b/Manual/Short_ICP-Base_Manual.docx
@@ -4702,7 +4702,25 @@
         <w:rPr>
           <w:lang w:val="en-US"/>
         </w:rPr>
-        <w:t>Raw results</w:t>
+        <w:t>All</w:t>
+      </w:r>
+      <w:r>
+        <w:rPr>
+          <w:lang w:val="en-US"/>
+        </w:rPr>
+        <w:t xml:space="preserve"> </w:t>
+      </w:r>
+      <w:r>
+        <w:rPr>
+          <w:lang w:val="en-US"/>
+        </w:rPr>
+        <w:t>R</w:t>
+      </w:r>
+      <w:r>
+        <w:rPr>
+          <w:lang w:val="en-US"/>
+        </w:rPr>
+        <w:t>esults</w:t>
       </w:r>
     </w:p>
     <w:p>
@@ -4756,7 +4774,7 @@
         <w:rPr>
           <w:lang w:val="en-US"/>
         </w:rPr>
-        <w:t>Mass fractions unfiltered (without detection limits)</w:t>
+        <w:t>CPS</w:t>
       </w:r>
     </w:p>
     <w:p>
@@ -4774,7 +4792,43 @@
         <w:rPr>
           <w:lang w:val="en-US"/>
         </w:rPr>
-        <w:t>Sensitivities</w:t>
+        <w:t>And more</w:t>
+      </w:r>
+    </w:p>
+    <w:p>
+      <w:pPr>
+        <w:pStyle w:val="ListParagraph"/>
+        <w:numPr>
+          <w:ilvl w:val="1"/>
+          <w:numId w:val="12"/>
+        </w:numPr>
+        <w:rPr>
+          <w:lang w:val="en-US"/>
+        </w:rPr>
+      </w:pPr>
+      <w:r>
+        <w:rPr>
+          <w:lang w:val="en-US"/>
+        </w:rPr>
+        <w:t>Change to “Inclusion” to see results for inclusion</w:t>
+      </w:r>
+    </w:p>
+    <w:p>
+      <w:pPr>
+        <w:pStyle w:val="ListParagraph"/>
+        <w:numPr>
+          <w:ilvl w:val="1"/>
+          <w:numId w:val="12"/>
+        </w:numPr>
+        <w:rPr>
+          <w:lang w:val="en-US"/>
+        </w:rPr>
+      </w:pPr>
+      <w:r>
+        <w:rPr>
+          <w:lang w:val="en-US"/>
+        </w:rPr>
+        <w:t>Create an output table</w:t>
       </w:r>
     </w:p>
     <w:p>
@@ -4792,7 +4846,7 @@
         <w:rPr>
           <w:lang w:val="en-US"/>
         </w:rPr>
-        <w:t>CPS</w:t>
+        <w:t>It will always output the table that you are currently looking at</w:t>
       </w:r>
     </w:p>
     <w:p>
@@ -4810,7 +4864,25 @@
         <w:rPr>
           <w:lang w:val="en-US"/>
         </w:rPr>
-        <w:t>And more</w:t>
+        <w:t>Right-click the button to output the mass fractions for all PRM – bracket id pairs</w:t>
+      </w:r>
+    </w:p>
+    <w:p>
+      <w:pPr>
+        <w:pStyle w:val="ListParagraph"/>
+        <w:numPr>
+          <w:ilvl w:val="0"/>
+          <w:numId w:val="12"/>
+        </w:numPr>
+        <w:rPr>
+          <w:lang w:val="en-US"/>
+        </w:rPr>
+      </w:pPr>
+      <w:r>
+        <w:rPr>
+          <w:lang w:val="en-US"/>
+        </w:rPr>
+        <w:t>Add Metadata</w:t>
       </w:r>
     </w:p>
     <w:p>
@@ -4828,7 +4900,13 @@
         <w:rPr>
           <w:lang w:val="en-US"/>
         </w:rPr>
-        <w:t>Change to “Inclusion” to see results for inclusion</w:t>
+        <w:t xml:space="preserve">Add sample names and materials </w:t>
+      </w:r>
+      <w:r>
+        <w:rPr>
+          <w:lang w:val="en-US"/>
+        </w:rPr>
+        <w:t>and location</w:t>
       </w:r>
     </w:p>
     <w:p>
@@ -4846,7 +4924,43 @@
         <w:rPr>
           <w:lang w:val="en-US"/>
         </w:rPr>
-        <w:t>Create an output table</w:t>
+        <w:t>Add custom columns (numeric or text)</w:t>
+      </w:r>
+    </w:p>
+    <w:p>
+      <w:pPr>
+        <w:pStyle w:val="ListParagraph"/>
+        <w:numPr>
+          <w:ilvl w:val="0"/>
+          <w:numId w:val="12"/>
+        </w:numPr>
+        <w:rPr>
+          <w:lang w:val="en-US"/>
+        </w:rPr>
+      </w:pPr>
+      <w:r>
+        <w:rPr>
+          <w:lang w:val="en-US"/>
+        </w:rPr>
+        <w:t>Quality Control</w:t>
+      </w:r>
+    </w:p>
+    <w:p>
+      <w:pPr>
+        <w:pStyle w:val="ListParagraph"/>
+        <w:numPr>
+          <w:ilvl w:val="1"/>
+          <w:numId w:val="12"/>
+        </w:numPr>
+        <w:rPr>
+          <w:lang w:val="en-US"/>
+        </w:rPr>
+      </w:pPr>
+      <w:r>
+        <w:rPr>
+          <w:lang w:val="en-US"/>
+        </w:rPr>
+        <w:t>Secondary Reference Material</w:t>
       </w:r>
     </w:p>
     <w:p>
@@ -4864,7 +4978,25 @@
         <w:rPr>
           <w:lang w:val="en-US"/>
         </w:rPr>
-        <w:t>It will always output the table that you are currently looking at</w:t>
+        <w:t>Ratios the results of a secondary reference material  by its “Real Value” which comes from the reference material file (.csv in RM_Files folder)</w:t>
+      </w:r>
+    </w:p>
+    <w:p>
+      <w:pPr>
+        <w:pStyle w:val="ListParagraph"/>
+        <w:numPr>
+          <w:ilvl w:val="1"/>
+          <w:numId w:val="12"/>
+        </w:numPr>
+        <w:rPr>
+          <w:lang w:val="en-US"/>
+        </w:rPr>
+      </w:pPr>
+      <w:r>
+        <w:rPr>
+          <w:lang w:val="en-US"/>
+        </w:rPr>
+        <w:t xml:space="preserve">Matrix sensitivity factor </w:t>
       </w:r>
     </w:p>
     <w:p>
@@ -4882,7 +5014,7 @@
         <w:rPr>
           <w:lang w:val="en-US"/>
         </w:rPr>
-        <w:t>Right-click the button to output the mass fractions for all PRM – bracket id pairs</w:t>
+        <w:t>Same as in the Quantification Module, read it up there</w:t>
       </w:r>
     </w:p>
     <w:p>
@@ -4900,7 +5032,7 @@
         <w:rPr>
           <w:lang w:val="en-US"/>
         </w:rPr>
-        <w:t>Add Metadata</w:t>
+        <w:t>Configure Output Table</w:t>
       </w:r>
     </w:p>
     <w:p>
@@ -4918,13 +5050,7 @@
         <w:rPr>
           <w:lang w:val="en-US"/>
         </w:rPr>
-        <w:t xml:space="preserve">Add sample names and materials </w:t>
-      </w:r>
-      <w:r>
-        <w:rPr>
-          <w:lang w:val="en-US"/>
-        </w:rPr>
-        <w:t>and location</w:t>
+        <w:t>Assign Analytes to Calibrators</w:t>
       </w:r>
     </w:p>
     <w:p>
@@ -4942,169 +5068,7 @@
         <w:rPr>
           <w:lang w:val="en-US"/>
         </w:rPr>
-        <w:t>Add custom columns (numeric or text)</w:t>
-      </w:r>
-    </w:p>
-    <w:p>
-      <w:pPr>
-        <w:pStyle w:val="ListParagraph"/>
-        <w:numPr>
-          <w:ilvl w:val="0"/>
-          <w:numId w:val="12"/>
-        </w:numPr>
-        <w:rPr>
-          <w:lang w:val="en-US"/>
-        </w:rPr>
-      </w:pPr>
-      <w:r>
-        <w:rPr>
-          <w:lang w:val="en-US"/>
-        </w:rPr>
-        <w:t>Quality Control</w:t>
-      </w:r>
-    </w:p>
-    <w:p>
-      <w:pPr>
-        <w:pStyle w:val="ListParagraph"/>
-        <w:numPr>
-          <w:ilvl w:val="1"/>
-          <w:numId w:val="12"/>
-        </w:numPr>
-        <w:rPr>
-          <w:lang w:val="en-US"/>
-        </w:rPr>
-      </w:pPr>
-      <w:r>
-        <w:rPr>
-          <w:lang w:val="en-US"/>
-        </w:rPr>
-        <w:t>Secondary Reference Material</w:t>
-      </w:r>
-    </w:p>
-    <w:p>
-      <w:pPr>
-        <w:pStyle w:val="ListParagraph"/>
-        <w:numPr>
-          <w:ilvl w:val="2"/>
-          <w:numId w:val="12"/>
-        </w:numPr>
-        <w:rPr>
-          <w:lang w:val="en-US"/>
-        </w:rPr>
-      </w:pPr>
-      <w:r>
-        <w:rPr>
-          <w:lang w:val="en-US"/>
-        </w:rPr>
-        <w:t>Ratios the results of a secondary reference material  by its “Real Value” which comes from the reference material file (.csv in RM_Files folder)</w:t>
-      </w:r>
-    </w:p>
-    <w:p>
-      <w:pPr>
-        <w:pStyle w:val="ListParagraph"/>
-        <w:numPr>
-          <w:ilvl w:val="1"/>
-          <w:numId w:val="12"/>
-        </w:numPr>
-        <w:rPr>
-          <w:lang w:val="en-US"/>
-        </w:rPr>
-      </w:pPr>
-      <w:r>
-        <w:rPr>
-          <w:lang w:val="en-US"/>
-        </w:rPr>
-        <w:t xml:space="preserve">Matrix sensitivity factor </w:t>
-      </w:r>
-    </w:p>
-    <w:p>
-      <w:pPr>
-        <w:pStyle w:val="ListParagraph"/>
-        <w:numPr>
-          <w:ilvl w:val="2"/>
-          <w:numId w:val="12"/>
-        </w:numPr>
-        <w:rPr>
-          <w:lang w:val="en-US"/>
-        </w:rPr>
-      </w:pPr>
-      <w:r>
-        <w:rPr>
-          <w:lang w:val="en-US"/>
-        </w:rPr>
-        <w:t>Same as in the Quantification Module, read it up there</w:t>
-      </w:r>
-    </w:p>
-    <w:p>
-      <w:pPr>
-        <w:pStyle w:val="ListParagraph"/>
-        <w:numPr>
-          <w:ilvl w:val="1"/>
-          <w:numId w:val="12"/>
-        </w:numPr>
-        <w:rPr>
-          <w:lang w:val="en-US"/>
-        </w:rPr>
-      </w:pPr>
-      <w:r>
-        <w:rPr>
-          <w:lang w:val="en-US"/>
-        </w:rPr>
-        <w:t>Session Drift</w:t>
-      </w:r>
-    </w:p>
-    <w:p>
-      <w:pPr>
-        <w:pStyle w:val="ListParagraph"/>
-        <w:numPr>
-          <w:ilvl w:val="2"/>
-          <w:numId w:val="12"/>
-        </w:numPr>
-        <w:rPr>
-          <w:lang w:val="en-US"/>
-        </w:rPr>
-      </w:pPr>
-      <w:r>
-        <w:rPr>
-          <w:lang w:val="en-US"/>
-        </w:rPr>
-        <w:t>Shows the results over the time of the session</w:t>
-      </w:r>
-    </w:p>
-    <w:p>
-      <w:pPr>
-        <w:pStyle w:val="ListParagraph"/>
-        <w:numPr>
-          <w:ilvl w:val="2"/>
-          <w:numId w:val="12"/>
-        </w:numPr>
-        <w:rPr>
-          <w:lang w:val="en-US"/>
-        </w:rPr>
-      </w:pPr>
-      <w:r>
-        <w:rPr>
-          <w:lang w:val="en-US"/>
-        </w:rPr>
-        <w:t>For secondary reference materials there is a black dashed line to show the “real value”</w:t>
-      </w:r>
-    </w:p>
-    <w:p>
-      <w:pPr>
-        <w:pStyle w:val="ListParagraph"/>
-        <w:numPr>
-          <w:ilvl w:val="2"/>
-          <w:numId w:val="12"/>
-        </w:numPr>
-        <w:rPr>
-          <w:lang w:val="en-US"/>
-        </w:rPr>
-      </w:pPr>
-      <w:r>
-        <w:rPr>
-          <w:lang w:val="en-US"/>
-        </w:rPr>
-        <w:t>Grey dashed lines show that there were some other spots measured in between</w:t>
+        <w:t>Export table or send to VisModule</w:t>
       </w:r>
     </w:p>
     <w:p>
@@ -5168,7 +5132,23 @@
           <w:bCs/>
           <w:lang w:val="en-US"/>
         </w:rPr>
-        <w:t>Evaluated the SRMs,</w:t>
+        <w:t>Evaluated the SRMs</w:t>
+      </w:r>
+      <w:r>
+        <w:rPr>
+          <w:b/>
+          <w:bCs/>
+          <w:lang w:val="en-US"/>
+        </w:rPr>
+        <w:t xml:space="preserve"> (optional)</w:t>
+      </w:r>
+      <w:r>
+        <w:rPr>
+          <w:b/>
+          <w:bCs/>
+          <w:lang w:val="en-US"/>
+        </w:rPr>
+        <w:t>,</w:t>
       </w:r>
     </w:p>
     <w:p>
@@ -5214,7 +5194,7 @@
           <w:bCs/>
           <w:lang w:val="en-US"/>
         </w:rPr>
-        <w:t>Created output tables</w:t>
+        <w:t>Configured the output table and exported the data (optional)</w:t>
       </w:r>
     </w:p>
     <w:p>

--- a/Manual/Short_ICP-Base_Manual.docx
+++ b/Manual/Short_ICP-Base_Manual.docx
@@ -749,7 +749,21 @@
         <w:rPr>
           <w:lang w:val="en-US"/>
         </w:rPr>
-        <w:t xml:space="preserve"> etc)</w:t>
+        <w:t xml:space="preserve"> </w:t>
+      </w:r>
+      <w:proofErr w:type="spellStart"/>
+      <w:r>
+        <w:rPr>
+          <w:lang w:val="en-US"/>
+        </w:rPr>
+        <w:t>etc</w:t>
+      </w:r>
+      <w:proofErr w:type="spellEnd"/>
+      <w:r>
+        <w:rPr>
+          <w:lang w:val="en-US"/>
+        </w:rPr>
+        <w:t>)</w:t>
       </w:r>
     </w:p>
     <w:p>
@@ -812,7 +826,19 @@
         <w:rPr>
           <w:lang w:val="en-US"/>
         </w:rPr>
-        <w:t>Proceed to VisModule</w:t>
+        <w:t xml:space="preserve">Proceed to </w:t>
+      </w:r>
+      <w:r>
+        <w:rPr>
+          <w:lang w:val="en-US"/>
+        </w:rPr>
+        <w:t xml:space="preserve">Table Builder &amp; </w:t>
+      </w:r>
+      <w:r>
+        <w:rPr>
+          <w:lang w:val="en-US"/>
+        </w:rPr>
+        <w:t>VisModule</w:t>
       </w:r>
     </w:p>
     <w:p>
@@ -839,12 +865,18 @@
         </w:rPr>
         <w:t>to visualize</w:t>
       </w:r>
-    </w:p>
-    <w:p>
-      <w:pPr>
-        <w:pStyle w:val="ListParagraph"/>
-        <w:numPr>
-          <w:ilvl w:val="2"/>
+      <w:r>
+        <w:rPr>
+          <w:lang w:val="en-US"/>
+        </w:rPr>
+        <w:t xml:space="preserve"> in VisModule</w:t>
+      </w:r>
+    </w:p>
+    <w:p>
+      <w:pPr>
+        <w:pStyle w:val="ListParagraph"/>
+        <w:numPr>
+          <w:ilvl w:val="1"/>
           <w:numId w:val="6"/>
         </w:numPr>
         <w:jc w:val="both"/>
@@ -856,7 +888,19 @@
         <w:rPr>
           <w:lang w:val="en-US"/>
         </w:rPr>
-        <w:t>Optionally export the table as .xlsx or .mat (right-click the button)</w:t>
+        <w:t>O</w:t>
+      </w:r>
+      <w:r>
+        <w:rPr>
+          <w:lang w:val="en-US"/>
+        </w:rPr>
+        <w:t>r e</w:t>
+      </w:r>
+      <w:r>
+        <w:rPr>
+          <w:lang w:val="en-US"/>
+        </w:rPr>
+        <w:t>xport the table as .xlsx or .mat (right-click the button)</w:t>
       </w:r>
     </w:p>
     <w:p>
@@ -1114,7 +1158,21 @@
         <w:rPr>
           <w:lang w:val="en-US"/>
         </w:rPr>
-        <w:t xml:space="preserve">and Nexion .csv </w:t>
+        <w:t xml:space="preserve">and </w:t>
+      </w:r>
+      <w:proofErr w:type="spellStart"/>
+      <w:r>
+        <w:rPr>
+          <w:lang w:val="en-US"/>
+        </w:rPr>
+        <w:t>Nexion</w:t>
+      </w:r>
+      <w:proofErr w:type="spellEnd"/>
+      <w:r>
+        <w:rPr>
+          <w:lang w:val="en-US"/>
+        </w:rPr>
+        <w:t xml:space="preserve"> .csv </w:t>
       </w:r>
       <w:r>
         <w:rPr>
@@ -1557,7 +1615,21 @@
         <w:rPr>
           <w:lang w:val="en-US"/>
         </w:rPr>
-        <w:t>Thermo Fisher iCAP they are already imported with the signal data.</w:t>
+        <w:t xml:space="preserve">Thermo Fisher </w:t>
+      </w:r>
+      <w:proofErr w:type="spellStart"/>
+      <w:r>
+        <w:rPr>
+          <w:lang w:val="en-US"/>
+        </w:rPr>
+        <w:t>iCAP</w:t>
+      </w:r>
+      <w:proofErr w:type="spellEnd"/>
+      <w:r>
+        <w:rPr>
+          <w:lang w:val="en-US"/>
+        </w:rPr>
+        <w:t xml:space="preserve"> they are already imported with the signal data.</w:t>
       </w:r>
     </w:p>
     <w:p>
@@ -1588,8 +1660,16 @@
         <w:rPr>
           <w:lang w:val="en-US"/>
         </w:rPr>
-        <w:t>times are imported, ICP-Base assumes 10 ms</w:t>
-      </w:r>
+        <w:t xml:space="preserve">times are imported, ICP-Base assumes 10 </w:t>
+      </w:r>
+      <w:proofErr w:type="spellStart"/>
+      <w:r>
+        <w:rPr>
+          <w:lang w:val="en-US"/>
+        </w:rPr>
+        <w:t>ms</w:t>
+      </w:r>
+      <w:proofErr w:type="spellEnd"/>
     </w:p>
     <w:p>
       <w:pPr>
@@ -1664,7 +1744,21 @@
         <w:rPr>
           <w:lang w:val="en-US"/>
         </w:rPr>
-        <w:t xml:space="preserve">Thermo Fisher iCAP </w:t>
+        <w:t xml:space="preserve">Thermo Fisher </w:t>
+      </w:r>
+      <w:proofErr w:type="spellStart"/>
+      <w:r>
+        <w:rPr>
+          <w:lang w:val="en-US"/>
+        </w:rPr>
+        <w:t>iCAP</w:t>
+      </w:r>
+      <w:proofErr w:type="spellEnd"/>
+      <w:r>
+        <w:rPr>
+          <w:lang w:val="en-US"/>
+        </w:rPr>
+        <w:t xml:space="preserve"> </w:t>
       </w:r>
       <w:r>
         <w:rPr>
@@ -3298,7 +3392,21 @@
         <w:rPr>
           <w:lang w:val="en-US"/>
         </w:rPr>
-        <w:t>Their compositions are stored in files in the subfolder RM_Files in the ICP-Base folder</w:t>
+        <w:t xml:space="preserve">Their compositions are stored in files in the subfolder </w:t>
+      </w:r>
+      <w:proofErr w:type="spellStart"/>
+      <w:r>
+        <w:rPr>
+          <w:lang w:val="en-US"/>
+        </w:rPr>
+        <w:t>RM_Files</w:t>
+      </w:r>
+      <w:proofErr w:type="spellEnd"/>
+      <w:r>
+        <w:rPr>
+          <w:lang w:val="en-US"/>
+        </w:rPr>
+        <w:t xml:space="preserve"> in the ICP-Base folder</w:t>
       </w:r>
       <w:r>
         <w:rPr>
@@ -3310,7 +3418,21 @@
         <w:rPr>
           <w:lang w:val="en-US"/>
         </w:rPr>
-        <w:t xml:space="preserve"> or in a custom set filepath (changed via the settings menu).</w:t>
+        <w:t xml:space="preserve"> or in a custom set </w:t>
+      </w:r>
+      <w:proofErr w:type="spellStart"/>
+      <w:r>
+        <w:rPr>
+          <w:lang w:val="en-US"/>
+        </w:rPr>
+        <w:t>filepath</w:t>
+      </w:r>
+      <w:proofErr w:type="spellEnd"/>
+      <w:r>
+        <w:rPr>
+          <w:lang w:val="en-US"/>
+        </w:rPr>
+        <w:t xml:space="preserve"> (changed via the settings menu).</w:t>
       </w:r>
     </w:p>
     <w:p>
@@ -4081,7 +4203,21 @@
         <w:rPr>
           <w:lang w:val="en-US"/>
         </w:rPr>
-        <w:t>(i) a</w:t>
+        <w:t>(</w:t>
+      </w:r>
+      <w:proofErr w:type="spellStart"/>
+      <w:r>
+        <w:rPr>
+          <w:lang w:val="en-US"/>
+        </w:rPr>
+        <w:t>i</w:t>
+      </w:r>
+      <w:proofErr w:type="spellEnd"/>
+      <w:r>
+        <w:rPr>
+          <w:lang w:val="en-US"/>
+        </w:rPr>
+        <w:t>) a</w:t>
       </w:r>
       <w:r>
         <w:rPr>
@@ -4978,7 +5114,21 @@
         <w:rPr>
           <w:lang w:val="en-US"/>
         </w:rPr>
-        <w:t>Ratios the results of a secondary reference material  by its “Real Value” which comes from the reference material file (.csv in RM_Files folder)</w:t>
+        <w:t xml:space="preserve">Ratios the results of a secondary reference material  by its “Real Value” which comes from the reference material file (.csv in </w:t>
+      </w:r>
+      <w:proofErr w:type="spellStart"/>
+      <w:r>
+        <w:rPr>
+          <w:lang w:val="en-US"/>
+        </w:rPr>
+        <w:t>RM_Files</w:t>
+      </w:r>
+      <w:proofErr w:type="spellEnd"/>
+      <w:r>
+        <w:rPr>
+          <w:lang w:val="en-US"/>
+        </w:rPr>
+        <w:t xml:space="preserve"> folder)</w:t>
       </w:r>
     </w:p>
     <w:p>

--- a/Manual/Short_ICP-Base_Manual.docx
+++ b/Manual/Short_ICP-Base_Manual.docx
@@ -807,8 +807,84 @@
         <w:rPr>
           <w:lang w:val="en-US"/>
         </w:rPr>
-        <w:t>Save the base to your computer</w:t>
-      </w:r>
+        <w:t xml:space="preserve">Green sessions are synced with the database (.h5 file on </w:t>
+      </w:r>
+      <w:proofErr w:type="spellStart"/>
+      <w:r>
+        <w:rPr>
+          <w:lang w:val="en-US"/>
+        </w:rPr>
+        <w:t>you</w:t>
+      </w:r>
+      <w:proofErr w:type="spellEnd"/>
+      <w:r>
+        <w:rPr>
+          <w:lang w:val="en-US"/>
+        </w:rPr>
+        <w:t xml:space="preserve"> computer).</w:t>
+      </w:r>
+    </w:p>
+    <w:p>
+      <w:pPr>
+        <w:pStyle w:val="ListParagraph"/>
+        <w:numPr>
+          <w:ilvl w:val="0"/>
+          <w:numId w:val="6"/>
+        </w:numPr>
+        <w:jc w:val="both"/>
+        <w:rPr>
+          <w:lang w:val="en-US"/>
+        </w:rPr>
+      </w:pPr>
+      <w:r>
+        <w:rPr>
+          <w:lang w:val="en-US"/>
+        </w:rPr>
+        <w:t xml:space="preserve">Orange sessions are </w:t>
+      </w:r>
+      <w:proofErr w:type="spellStart"/>
+      <w:r>
+        <w:rPr>
+          <w:lang w:val="en-US"/>
+        </w:rPr>
+        <w:t>unsynced</w:t>
+      </w:r>
+      <w:proofErr w:type="spellEnd"/>
+      <w:r>
+        <w:rPr>
+          <w:lang w:val="en-US"/>
+        </w:rPr>
+        <w:t xml:space="preserve"> (either new or modified). If an existing session was modified they can be restored.</w:t>
+      </w:r>
+    </w:p>
+    <w:p>
+      <w:pPr>
+        <w:pStyle w:val="ListParagraph"/>
+        <w:numPr>
+          <w:ilvl w:val="0"/>
+          <w:numId w:val="6"/>
+        </w:numPr>
+        <w:jc w:val="both"/>
+        <w:rPr>
+          <w:lang w:val="en-US"/>
+        </w:rPr>
+      </w:pPr>
+      <w:r>
+        <w:rPr>
+          <w:lang w:val="en-US"/>
+        </w:rPr>
+        <w:t xml:space="preserve">Save the session to the database using the button. </w:t>
+      </w:r>
+    </w:p>
+    <w:p>
+      <w:pPr>
+        <w:pStyle w:val="ListParagraph"/>
+        <w:ind w:left="360"/>
+        <w:jc w:val="both"/>
+        <w:rPr>
+          <w:lang w:val="en-US"/>
+        </w:rPr>
+      </w:pPr>
     </w:p>
     <w:p>
       <w:pPr>
@@ -3202,31 +3278,37 @@
         <w:rPr>
           <w:lang w:val="en-US"/>
         </w:rPr>
-        <w:t xml:space="preserve">“In-House </w:t>
-      </w:r>
-      <w:r>
-        <w:rPr>
-          <w:lang w:val="en-US"/>
-        </w:rPr>
-        <w:t>Standard</w:t>
-      </w:r>
-      <w:r>
-        <w:rPr>
-          <w:lang w:val="en-US"/>
-        </w:rPr>
-        <w:t>” (IH</w:t>
-      </w:r>
-      <w:r>
-        <w:rPr>
-          <w:lang w:val="en-US"/>
-        </w:rPr>
-        <w:t>RM</w:t>
-      </w:r>
-      <w:r>
-        <w:rPr>
-          <w:lang w:val="en-US"/>
-        </w:rPr>
-        <w:t>) is an unknown that gets measured repeatedly to be compare to itself.</w:t>
+        <w:t>“</w:t>
+      </w:r>
+      <w:r>
+        <w:rPr>
+          <w:lang w:val="en-US"/>
+        </w:rPr>
+        <w:t>Interference Correction Material</w:t>
+      </w:r>
+      <w:r>
+        <w:rPr>
+          <w:lang w:val="en-US"/>
+        </w:rPr>
+        <w:t>” (</w:t>
+      </w:r>
+      <w:r>
+        <w:rPr>
+          <w:lang w:val="en-US"/>
+        </w:rPr>
+        <w:t>ICM</w:t>
+      </w:r>
+      <w:r>
+        <w:rPr>
+          <w:lang w:val="en-US"/>
+        </w:rPr>
+        <w:t xml:space="preserve">) is </w:t>
+      </w:r>
+      <w:r>
+        <w:rPr>
+          <w:lang w:val="en-US"/>
+        </w:rPr>
+        <w:t>used to correct for interferences.</w:t>
       </w:r>
     </w:p>
     <w:p>
@@ -3576,6 +3658,25 @@
     </w:p>
     <w:p>
       <w:pPr>
+        <w:pStyle w:val="ListParagraph"/>
+        <w:numPr>
+          <w:ilvl w:val="0"/>
+          <w:numId w:val="9"/>
+        </w:numPr>
+        <w:jc w:val="both"/>
+        <w:rPr>
+          <w:lang w:val="en-US"/>
+        </w:rPr>
+      </w:pPr>
+      <w:r>
+        <w:rPr>
+          <w:lang w:val="en-US"/>
+        </w:rPr>
+        <w:t>Configure the interference correction if an ICM is chosen.</w:t>
+      </w:r>
+    </w:p>
+    <w:p>
+      <w:pPr>
         <w:rPr>
           <w:lang w:val="en-US"/>
         </w:rPr>
@@ -3691,6 +3792,33 @@
           <w:lang w:val="en-US"/>
         </w:rPr>
         <w:t xml:space="preserve"> via bracket id (if necessary)</w:t>
+      </w:r>
+      <w:r>
+        <w:rPr>
+          <w:b/>
+          <w:bCs/>
+          <w:lang w:val="en-US"/>
+        </w:rPr>
+        <w:t xml:space="preserve"> and</w:t>
+      </w:r>
+    </w:p>
+    <w:p>
+      <w:pPr>
+        <w:ind w:left="360"/>
+        <w:jc w:val="both"/>
+        <w:rPr>
+          <w:b/>
+          <w:bCs/>
+          <w:lang w:val="en-US"/>
+        </w:rPr>
+      </w:pPr>
+      <w:r>
+        <w:rPr>
+          <w:b/>
+          <w:bCs/>
+          <w:lang w:val="en-US"/>
+        </w:rPr>
+        <w:t>3. configured the interference correction (if an ICM was chosen)</w:t>
       </w:r>
     </w:p>
     <w:p>

--- a/Manual/Short_ICP-Base_Manual.docx
+++ b/Manual/Short_ICP-Base_Manual.docx
@@ -187,6 +187,67 @@
       <w:pPr>
         <w:jc w:val="both"/>
         <w:rPr>
+          <w:lang w:val="en-US"/>
+        </w:rPr>
+      </w:pPr>
+      <w:r>
+        <w:t>When encountering a problem, please first consult the Common_Pitfalls_ICP-Base.pdf</w:t>
+      </w:r>
+      <w:r>
+        <w:rPr>
+          <w:lang w:val="en-US"/>
+        </w:rPr>
+        <w:t xml:space="preserve"> </w:t>
+      </w:r>
+      <w:r>
+        <w:rPr>
+          <w:lang w:val="en-US"/>
+        </w:rPr>
+        <w:t xml:space="preserve">(downloadable here: </w:t>
+      </w:r>
+      <w:hyperlink r:id="rId6" w:history="1">
+        <w:r>
+          <w:rPr>
+            <w:rStyle w:val="Hyperlink"/>
+            <w:lang w:val="en-US"/>
+          </w:rPr>
+          <w:t>https://github.com/GeoSebastianStumpf/ICP-Base/releases</w:t>
+        </w:r>
+      </w:hyperlink>
+      <w:r>
+        <w:rPr>
+          <w:lang w:val="en-US"/>
+        </w:rPr>
+        <w:t xml:space="preserve">) </w:t>
+      </w:r>
+      <w:r>
+        <w:t>— it covers the most common problems and how to resolve them, as well as instructions on how to report a bug or contact me.</w:t>
+      </w:r>
+    </w:p>
+    <w:p>
+      <w:pPr>
+        <w:jc w:val="both"/>
+        <w:rPr>
+          <w:lang w:val="en-US"/>
+        </w:rPr>
+      </w:pPr>
+      <w:r>
+        <w:t>If you have</w:t>
+      </w:r>
+      <w:r>
+        <w:rPr>
+          <w:lang w:val="en-US"/>
+        </w:rPr>
+        <w:t xml:space="preserve"> any other</w:t>
+      </w:r>
+      <w:r>
+        <w:t xml:space="preserve"> questions, need a custom feature, want to collaborate, or have a LA-ICP-MS system for which import is not yet implemented, feel free to reach out via email!</w:t>
+      </w:r>
+    </w:p>
+    <w:p>
+      <w:pPr>
+        <w:jc w:val="both"/>
+        <w:rPr>
           <w:b/>
           <w:bCs/>
           <w:u w:val="single"/>
@@ -218,116 +279,15 @@
         </w:rPr>
         <w:t xml:space="preserve"> improves through user feedback.</w:t>
       </w:r>
-    </w:p>
-    <w:p>
-      <w:pPr>
-        <w:jc w:val="both"/>
-        <w:rPr>
-          <w:lang w:val="en-US"/>
-        </w:rPr>
-      </w:pPr>
-      <w:r>
-        <w:rPr>
-          <w:lang w:val="en-US"/>
-        </w:rPr>
-        <w:t>If you still have questions, are in dire need of a custom feature, found a bug</w:t>
-      </w:r>
-      <w:r>
-        <w:rPr>
-          <w:lang w:val="en-US"/>
-        </w:rPr>
-        <w:t>, want to collaborate</w:t>
-      </w:r>
-      <w:r>
-        <w:rPr>
-          <w:lang w:val="en-US"/>
-        </w:rPr>
-        <w:t xml:space="preserve"> or have a LA-ICP-MS system for which the import is not yet </w:t>
-      </w:r>
-      <w:r>
-        <w:rPr>
-          <w:lang w:val="en-US"/>
-        </w:rPr>
-        <w:t>implemented</w:t>
-      </w:r>
-      <w:r>
-        <w:rPr>
-          <w:lang w:val="en-US"/>
-        </w:rPr>
-        <w:t xml:space="preserve"> – </w:t>
-      </w:r>
-      <w:r>
-        <w:rPr>
-          <w:b/>
-          <w:bCs/>
-          <w:lang w:val="en-US"/>
-        </w:rPr>
-        <w:t>feel free to write me an email</w:t>
-      </w:r>
-      <w:r>
-        <w:rPr>
-          <w:lang w:val="en-US"/>
-        </w:rPr>
-        <w:t>!</w:t>
-      </w:r>
-      <w:r>
-        <w:rPr>
-          <w:lang w:val="en-US"/>
-        </w:rPr>
-        <w:t xml:space="preserve"> If you found a bug, </w:t>
-      </w:r>
-      <w:r>
-        <w:rPr>
-          <w:lang w:val="en-US"/>
-        </w:rPr>
-        <w:t xml:space="preserve">please </w:t>
-      </w:r>
-      <w:r>
-        <w:rPr>
-          <w:lang w:val="en-US"/>
-        </w:rPr>
-        <w:t xml:space="preserve">try to reproduce it and </w:t>
-      </w:r>
-      <w:r>
-        <w:rPr>
-          <w:lang w:val="en-US"/>
-        </w:rPr>
-        <w:t>include that</w:t>
-      </w:r>
-      <w:r>
-        <w:rPr>
-          <w:lang w:val="en-US"/>
-        </w:rPr>
-        <w:t xml:space="preserve"> in the email, it will make the fix much easier. If you want your LA-ICP-MS data to be importable or you cannot import </w:t>
-      </w:r>
-      <w:r>
-        <w:rPr>
-          <w:lang w:val="en-US"/>
-        </w:rPr>
-        <w:t>yours even though it should work, make sure to include those files in the email</w:t>
-      </w:r>
-      <w:r>
-        <w:rPr>
-          <w:lang w:val="en-US"/>
-        </w:rPr>
-        <w:t xml:space="preserve"> as well</w:t>
-      </w:r>
-      <w:r>
-        <w:rPr>
-          <w:lang w:val="en-US"/>
-        </w:rPr>
-        <w:t>.</w:t>
-      </w:r>
-    </w:p>
-    <w:p>
-      <w:pPr>
-        <w:jc w:val="both"/>
+      <w:r>
         <w:rPr>
           <w:b/>
           <w:bCs/>
           <w:u w:val="single"/>
-        </w:rPr>
-      </w:pPr>
+          <w:lang w:val="en-US"/>
+        </w:rPr>
+        <w:t xml:space="preserve"> </w:t>
+      </w:r>
       <w:r>
         <w:rPr>
           <w:b/>
@@ -336,16 +296,15 @@
         </w:rPr>
         <w:t>Without feedback, issues can go unnoticed and useful features may not be considered.</w:t>
       </w:r>
-    </w:p>
-    <w:p>
-      <w:pPr>
-        <w:jc w:val="both"/>
+      <w:r>
         <w:rPr>
           <w:b/>
           <w:bCs/>
           <w:u w:val="single"/>
-        </w:rPr>
-      </w:pPr>
+          <w:lang w:val="en-US"/>
+        </w:rPr>
+        <w:t xml:space="preserve"> </w:t>
+      </w:r>
       <w:r>
         <w:rPr>
           <w:b/>
@@ -449,7 +408,7 @@
                     </pic:cNvPicPr>
                   </pic:nvPicPr>
                   <pic:blipFill>
-                    <a:blip r:embed="rId6" cstate="print">
+                    <a:blip r:embed="rId7" cstate="print">
                       <a:extLst>
                         <a:ext uri="{28A0092B-C50C-407E-A947-70E740481C1C}">
                           <a14:useLocalDpi xmlns:a14="http://schemas.microsoft.com/office/drawing/2010/main" val="0"/>
@@ -559,7 +518,7 @@
                     </pic:cNvPicPr>
                   </pic:nvPicPr>
                   <pic:blipFill>
-                    <a:blip r:embed="rId7" cstate="print">
+                    <a:blip r:embed="rId8" cstate="print">
                       <a:extLst>
                         <a:ext uri="{28A0092B-C50C-407E-A947-70E740481C1C}">
                           <a14:useLocalDpi xmlns:a14="http://schemas.microsoft.com/office/drawing/2010/main" val="0"/>
@@ -7939,7 +7898,6 @@
   <w:style w:type="character" w:default="1" w:styleId="DefaultParagraphFont">
     <w:name w:val="Default Paragraph Font"/>
     <w:uiPriority w:val="1"/>
-    <w:semiHidden/>
     <w:unhideWhenUsed/>
   </w:style>
   <w:style w:type="table" w:default="1" w:styleId="TableNormal">
@@ -8317,6 +8275,17 @@
       <w:effect w:val="none"/>
     </w:rPr>
   </w:style>
+  <w:style w:type="character" w:styleId="Hyperlink">
+    <w:name w:val="Hyperlink"/>
+    <w:basedOn w:val="DefaultParagraphFont"/>
+    <w:uiPriority w:val="99"/>
+    <w:unhideWhenUsed/>
+    <w:rsid w:val="00375589"/>
+    <w:rPr>
+      <w:color w:val="467886" w:themeColor="hyperlink"/>
+      <w:u w:val="single"/>
+    </w:rPr>
+  </w:style>
 </w:styles>
 </file>
 
